--- a/dosyalar/performans-proje/7-sinif/arapca-7-proje-odevi.docx
+++ b/dosyalar/performans-proje/7-sinif/arapca-7-proje-odevi.docx
@@ -1854,7 +1854,7 @@
                 <w:szCs w:val="30"/>
                 <w:rtl/>
               </w:rPr>
-              <w:t xml:space="preserve">عَاصِمَةُ تُرْكِيَا أَنْقَرَةُ.</w:t>
+              <w:t xml:space="preserve">عَاصِمَةُ تُرْكِيَا أَنْقَرَة.</w:t>
             </w:r>
           </w:p>
           <w:p>
@@ -1926,7 +1926,7 @@
                 <w:szCs w:val="30"/>
                 <w:rtl/>
               </w:rPr>
-              <w:t xml:space="preserve">نُصَلِّي فِي الْمَسْجِدِ خَمْسَ مَرَّاتٍ.</w:t>
+              <w:t xml:space="preserve">نُصَلِّي فِي المَسْجِدِ خَمْسَ مَرَّاتٍ.</w:t>
             </w:r>
           </w:p>
           <w:p>
@@ -1944,7 +1944,7 @@
                 <w:szCs w:val="30"/>
                 <w:rtl/>
               </w:rPr>
-              <w:t xml:space="preserve">أُحِبُّ وَطَنِي كَثِيرًا.</w:t>
+              <w:t xml:space="preserve">أُحِبُّ وَطَنِي كَثِيرًا.</w:t>
             </w:r>
           </w:p>
         </w:tc>

--- a/dosyalar/performans-proje/7-sinif/arapca-7-proje-odevi.docx
+++ b/dosyalar/performans-proje/7-sinif/arapca-7-proje-odevi.docx
@@ -1810,7 +1810,7 @@
             </w:pPr>
             <w:r>
               <w:rPr>
-                <w:rFonts w:ascii="Markazi Text" w:cs="Markazi Text" w:eastAsia="Markazi Text" w:hAnsi="Markazi Text"/>
+                <w:rFonts w:ascii="Arakom" w:cs="Arakom" w:eastAsia="Arakom" w:hAnsi="Arakom"/>
                 <w:b/>
                 <w:bCs/>
                 <w:color w:val="111111"/>
@@ -1828,7 +1828,7 @@
             </w:pPr>
             <w:r>
               <w:rPr>
-                <w:rFonts w:ascii="Markazi Text" w:cs="Markazi Text" w:eastAsia="Markazi Text" w:hAnsi="Markazi Text"/>
+                <w:rFonts w:ascii="Arakom" w:cs="Arakom" w:eastAsia="Arakom" w:hAnsi="Arakom"/>
                 <w:b w:val="false"/>
                 <w:bCs w:val="false"/>
                 <w:color w:val="111111"/>
@@ -1846,7 +1846,7 @@
             </w:pPr>
             <w:r>
               <w:rPr>
-                <w:rFonts w:ascii="Markazi Text" w:cs="Markazi Text" w:eastAsia="Markazi Text" w:hAnsi="Markazi Text"/>
+                <w:rFonts w:ascii="Arakom" w:cs="Arakom" w:eastAsia="Arakom" w:hAnsi="Arakom"/>
                 <w:b w:val="false"/>
                 <w:bCs w:val="false"/>
                 <w:color w:val="111111"/>
@@ -1864,7 +1864,7 @@
             </w:pPr>
             <w:r>
               <w:rPr>
-                <w:rFonts w:ascii="Markazi Text" w:cs="Markazi Text" w:eastAsia="Markazi Text" w:hAnsi="Markazi Text"/>
+                <w:rFonts w:ascii="Arakom" w:cs="Arakom" w:eastAsia="Arakom" w:hAnsi="Arakom"/>
                 <w:b w:val="false"/>
                 <w:bCs w:val="false"/>
                 <w:color w:val="111111"/>
@@ -1882,7 +1882,7 @@
             </w:pPr>
             <w:r>
               <w:rPr>
-                <w:rFonts w:ascii="Markazi Text" w:cs="Markazi Text" w:eastAsia="Markazi Text" w:hAnsi="Markazi Text"/>
+                <w:rFonts w:ascii="Arakom" w:cs="Arakom" w:eastAsia="Arakom" w:hAnsi="Arakom"/>
                 <w:b w:val="false"/>
                 <w:bCs w:val="false"/>
                 <w:color w:val="111111"/>
@@ -1900,7 +1900,7 @@
             </w:pPr>
             <w:r>
               <w:rPr>
-                <w:rFonts w:ascii="Markazi Text" w:cs="Markazi Text" w:eastAsia="Markazi Text" w:hAnsi="Markazi Text"/>
+                <w:rFonts w:ascii="Arakom" w:cs="Arakom" w:eastAsia="Arakom" w:hAnsi="Arakom"/>
                 <w:b w:val="false"/>
                 <w:bCs w:val="false"/>
                 <w:color w:val="111111"/>
@@ -1918,7 +1918,7 @@
             </w:pPr>
             <w:r>
               <w:rPr>
-                <w:rFonts w:ascii="Markazi Text" w:cs="Markazi Text" w:eastAsia="Markazi Text" w:hAnsi="Markazi Text"/>
+                <w:rFonts w:ascii="Arakom" w:cs="Arakom" w:eastAsia="Arakom" w:hAnsi="Arakom"/>
                 <w:b w:val="false"/>
                 <w:bCs w:val="false"/>
                 <w:color w:val="111111"/>
@@ -1936,7 +1936,7 @@
             </w:pPr>
             <w:r>
               <w:rPr>
-                <w:rFonts w:ascii="Markazi Text" w:cs="Markazi Text" w:eastAsia="Markazi Text" w:hAnsi="Markazi Text"/>
+                <w:rFonts w:ascii="Arakom" w:cs="Arakom" w:eastAsia="Arakom" w:hAnsi="Arakom"/>
                 <w:b w:val="false"/>
                 <w:bCs w:val="false"/>
                 <w:color w:val="111111"/>
@@ -2022,7 +2022,7 @@
             </w:pPr>
             <w:r>
               <w:rPr>
-                <w:rFonts w:ascii="Markazi Text" w:cs="Markazi Text" w:eastAsia="Markazi Text" w:hAnsi="Markazi Text"/>
+                <w:rFonts w:ascii="Arakom" w:cs="Arakom" w:eastAsia="Arakom" w:hAnsi="Arakom"/>
                 <w:b w:val="false"/>
                 <w:bCs w:val="false"/>
                 <w:color w:val="111111"/>
